--- a/Programacion II/Kit docente/Clase 14/Guion Docente Clase 14 - Preparacion de la presentacion final.docx
+++ b/Programacion II/Kit docente/Clase 14/Guion Docente Clase 14 - Preparacion de la presentacion final.docx
@@ -192,13 +192,16 @@
       </w:r>
     </w:p>
     <w:p>
+      <w:pPr>
+        <w:spacing w:before="200" w:after="60"/>
+      </w:pPr>
       <w:r>
         <w:rPr>
-          <w:b w:val="0"/>
-          <w:color w:val="4A4A49"/>
-          <w:sz w:val="22"/>
+          <w:b/>
+          <w:color w:val="1A1C1D"/>
+          <w:sz w:val="32"/>
         </w:rPr>
-        <w:t>Sustentar un proyecto de software no es exponer diapositivas: es demostrar, delante de un jurado que duda con razon, que un problema real quedo resuelto por un programa que corre. El jurado no compra promesas ni diagramas bonitos, compra evidencia; por eso la regla practica es que al menos la mitad del tiempo debe ser aplicacion corriendo en pantalla. El orden que funciona es siempre el mismo y va de lo humano a lo tecnico y de vuelta a lo humano: primero el problema de la clinica Huellitas en una frase concreta (todo en papel, se pierden expedientes, no se sabe quien tiene cita manana), luego la solucion en una frase (una aplicacion de escritorio en Java que registra duenos y mascotas, agenda citas y conserva los datos), despues la arquitectura en treinta segundos (las clases Dueno, Mascota y Cita y como se relacionan), enseguida la demo en vivo que es el corazon, y al cerrar los aprendizajes y las limitaciones. Empezar por el diagrama de clases o por la lista de tecnologias es el error mas comun: nadie sabe todavia para que sirve eso.</w:t>
+        <w:t>Apoyo por diapositiva</w:t>
       </w:r>
     </w:p>
     <w:p>
@@ -208,47 +211,149 @@
           <w:color w:val="4A4A49"/>
           <w:sz w:val="22"/>
         </w:rPr>
-        <w:t>La sustentacion es una coreografia y hay que repartirla como se reparte una obra de teatro, aunque suba una sola persona. La sustentacion es individual por defecto: el estudiante trocea su exposicion en bloques completos con inicio, final y evidencia en pantalla —no frases sueltas—, define en que momento suelta la diapositiva y toma el mouse, y deja listo un computador de respaldo con el proyecto ya abierto. Las transiciones entre bloques se dicen en voz alta, con una formula corta del tipo 'para mostrar como quedan guardados esos datos, abro de nuevo la aplicacion', porque los silencios incomodos al cambiar de tema son lo que mas se nota. Si el docente autorizo equipo de 2 o 3, cada integrante toma bloques completos, ninguno se queda callado aunque otro domine mas el codigo, y las transiciones se nombran ('sigue Julian'), porque el jurado pregunta quien hizo que y tiene derecho a preguntarle a cualquiera sobre cualquier parte. Un guion escrito, con minutos y evidencia por bloque (y el nombre del responsable si hay equipo), convierte una exposicion nerviosa en algo que se puede ensayar y medir; en VetCare ese guion tiene cinco bloques y suma siete minutos, con cuatro dedicados a la demo.</w:t>
+        <w:t xml:space="preserve">Todo lo que hay que decir </w:t>
       </w:r>
-    </w:p>
-    <w:p>
+      <w:r>
+        <w:rPr>
+          <w:b/>
+          <w:color w:val="4A4A49"/>
+          <w:sz w:val="22"/>
+        </w:rPr>
+        <w:t>esta proyectado</w:t>
+      </w:r>
       <w:r>
         <w:rPr>
           <w:b w:val="0"/>
           <w:color w:val="4A4A49"/>
           <w:sz w:val="22"/>
         </w:rPr>
-        <w:t>La demo en vivo no falla por mala suerte, falla por falta de preparacion, y se blinda con un chequeo previo que llamaremos pre-vuelo. Lo primero es sembrar datos de demostracion: tres duenos, cuatro mascotas y tres citas ya cargadas en los CSV, porque una aplicacion con la lista vacia parece una aplicacion que no funciona, y ademas los datos deben ser creibles del dominio (Marta Lopez con Firulais, labrador de 4 anios) y nunca 'aaa' ni 'prueba1'. Lo segundo es tener ensayado el camino feliz exacto, es decir la secuencia de clics que se va a hacer, sin improvisar busquedas ni teclear rutas largas frente al publico. Lo tercero es la higiene de pantalla: aumentar el tamano de fuente del IDE, cerrar notificaciones y pestanas ajenas, dejar el proyecto ya compilado y, si es posible, ejecutar el .jar en lugar de compilar delante del jurado. Lo cuarto es el plan B: un video de dos o tres minutos de la ruta feliz y seis capturas de pantalla listas, para que si el computador falla la presentacion continue sin panico. Y hay un quinto detalle que suma puntos: provocar a proposito un error de edad para mostrar la validacion de la clase 13 como una fortaleza, no como un accidente.</w:t>
+        <w:t>. Esta seccion dice que subrayar en cada lamina, no repite su contenido.</w:t>
       </w:r>
     </w:p>
     <w:p>
+      <w:r>
+        <w:rPr>
+          <w:b/>
+          <w:color w:val="4A4A49"/>
+          <w:sz w:val="22"/>
+        </w:rPr>
+        <w:t>Sustentar un proyecto de software no es exponer diapositivas: es...</w:t>
+      </w:r>
       <w:r>
         <w:rPr>
           <w:b w:val="0"/>
           <w:color w:val="4A4A49"/>
           <w:sz w:val="22"/>
         </w:rPr>
-        <w:t>Las preguntas del jurado son casi siempre las mismas y se pueden preparar una por una. Donde esta la herencia y por que la usaron; por que ArrayList y no un arreglo fijo; que pasa si borro el archivo mascotas.csv; como controlan que alguien escriba texto donde va la edad; quien programo cada parte; que harian distinto si empezaran de nuevo. La forma de responder tiene tres reglas: responda con la aplicacion o el codigo en pantalla, porque mostrar vale mas que explicar; no se demore mas de treinta o cuarenta segundos por respuesta; y si no sabe, digalo con dignidad y proponga como lo averiguaria, que eso el jurado lo respeta mucho mas que un invento. Tambien conviene tener a la mano el archivo de cada respuesta ya abierto en una pestana del IDE (Dueno.java para la herencia, Mascota.java para las validaciones, la clase de persistencia para el CSV), de modo que la respuesta sea abrir una pestana y no buscar en vivo.</w:t>
+        <w:t xml:space="preserve"> — 6 vinetas.</w:t>
       </w:r>
     </w:p>
     <w:p>
+      <w:r>
+        <w:rPr>
+          <w:b/>
+          <w:color w:val="4A4A49"/>
+          <w:sz w:val="22"/>
+        </w:rPr>
+        <w:t>La sustentacion es una coreografia y hay que repartirla como se reparte... (1/2)</w:t>
+      </w:r>
       <w:r>
         <w:rPr>
           <w:b w:val="0"/>
           <w:color w:val="4A4A49"/>
           <w:sz w:val="22"/>
         </w:rPr>
-        <w:t>El manejo del tiempo y del nervio se entrena, no se improvisa. Un ensayo cronometrado revela cosas que el papel no muestra: que la introduccion se come tres minutos, que la demo se atasca en un formulario, que el cierre queda cortado. Por eso hoy ensayamos con reloj y anotamos el tiempo real de cada bloque frente al planeado, y se repite hasta que el total caiga entre cinco y ocho minutos con margen. Hay cosas que restan puntos siempre: leer las diapositivas de espaldas al jurado, pedir disculpas por el proyecto antes de mostrarlo, culpar al computador, hablar de lo que 'iban a hacer' en vez de mostrar lo que hicieron, y pasarse del tiempo, porque eso obliga al jurado a cortar justo en la parte que mas les costo. Al reves, suman: hablar mirando al jurado, usar el vocabulario del dominio (dueno, mascota, cita, historia clinica) y reconocer con naturalidad las limitaciones conocidas.</w:t>
+        <w:t xml:space="preserve"> — 4 vinetas.</w:t>
       </w:r>
     </w:p>
     <w:p>
+      <w:r>
+        <w:rPr>
+          <w:b/>
+          <w:color w:val="4A4A49"/>
+          <w:sz w:val="22"/>
+        </w:rPr>
+        <w:t>La sustentacion es una coreografia y hay que repartirla como se reparte... (2/2)</w:t>
+      </w:r>
       <w:r>
         <w:rPr>
           <w:b w:val="0"/>
           <w:color w:val="4A4A49"/>
           <w:sz w:val="22"/>
         </w:rPr>
-        <w:t>Error tipico del docente que no domina el tema: dejar la sustentacion para el ultimo dia, decir 'preparen una exposicion' y confiar en que el guion se arma solo. Eso produce demos improvisadas con la aplicacion vacia y proyectos que se ponen a compilar en vivo mientras el jurado espera. Otras variantes: no cronometrar nunca, permitir que el estudiante muestre codigo linea por linea en lugar de la aplicacion corriendo, y no exigir plan B, para despues perder media hora del examen porque el computador de alguien no encendio. Cuando el docente autoriza equipos aparece un problema extra: si nadie exige reparto escrito, tres personas se quedan mudas y la nota la sostiene un solo orador. La clase de hoy no tiene tema tecnico nuevo, pero tiene un producto verificable, y ese es el punto: si al final del bloque cada estudiante no tiene guion escrito, datos sembrados y dos ensayos cronometrados, la clase no se cumplio.</w:t>
+        <w:t xml:space="preserve"> — 4 vinetas.</w:t>
+      </w:r>
+    </w:p>
+    <w:p>
+      <w:r>
+        <w:rPr>
+          <w:b/>
+          <w:color w:val="4A4A49"/>
+          <w:sz w:val="22"/>
+        </w:rPr>
+        <w:t>La demo en vivo no falla por mala suerte, falla por falta de... (1/2)</w:t>
+      </w:r>
+      <w:r>
+        <w:rPr>
+          <w:b w:val="0"/>
+          <w:color w:val="4A4A49"/>
+          <w:sz w:val="22"/>
+        </w:rPr>
+        <w:t xml:space="preserve"> — 4 vinetas.</w:t>
+      </w:r>
+    </w:p>
+    <w:p>
+      <w:r>
+        <w:rPr>
+          <w:b/>
+          <w:color w:val="4A4A49"/>
+          <w:sz w:val="22"/>
+        </w:rPr>
+        <w:t>La demo en vivo no falla por mala suerte, falla por falta de... (2/2)</w:t>
+      </w:r>
+      <w:r>
+        <w:rPr>
+          <w:b w:val="0"/>
+          <w:color w:val="4A4A49"/>
+          <w:sz w:val="22"/>
+        </w:rPr>
+        <w:t xml:space="preserve"> — 3 vinetas.</w:t>
+      </w:r>
+    </w:p>
+    <w:p>
+      <w:r>
+        <w:rPr>
+          <w:b/>
+          <w:color w:val="4A4A49"/>
+          <w:sz w:val="22"/>
+        </w:rPr>
+        <w:t>Las preguntas del jurado son casi siempre las mismas y se pueden...</w:t>
+      </w:r>
+      <w:r>
+        <w:rPr>
+          <w:b w:val="0"/>
+          <w:color w:val="4A4A49"/>
+          <w:sz w:val="22"/>
+        </w:rPr>
+        <w:t xml:space="preserve"> — 6 vinetas.</w:t>
+      </w:r>
+    </w:p>
+    <w:p>
+      <w:r>
+        <w:rPr>
+          <w:b/>
+          <w:color w:val="4A4A49"/>
+          <w:sz w:val="22"/>
+        </w:rPr>
+        <w:t>El manejo del tiempo y del nervio se entrena, no se improvisa</w:t>
+      </w:r>
+      <w:r>
+        <w:rPr>
+          <w:b w:val="0"/>
+          <w:color w:val="4A4A49"/>
+          <w:sz w:val="22"/>
+        </w:rPr>
+        <w:t xml:space="preserve"> — 6 vinetas.</w:t>
       </w:r>
     </w:p>
     <w:p>

--- a/Programacion II/Kit docente/Clase 14/Guion Docente Clase 14 - Preparacion de la presentacion final.docx
+++ b/Programacion II/Kit docente/Clase 14/Guion Docente Clase 14 - Preparacion de la presentacion final.docx
@@ -237,7 +237,7 @@
           <w:color w:val="4A4A49"/>
           <w:sz w:val="22"/>
         </w:rPr>
-        <w:t>Sustentar un proyecto de software no es exponer diapositivas: es...</w:t>
+        <w:t>Sustentar un proyecto de software no es exponer diapositivas: es... (1/2)</w:t>
       </w:r>
       <w:r>
         <w:rPr>
@@ -245,7 +245,25 @@
           <w:color w:val="4A4A49"/>
           <w:sz w:val="22"/>
         </w:rPr>
-        <w:t xml:space="preserve"> — 6 vinetas.</w:t>
+        <w:t xml:space="preserve"> — 3 vinetas.</w:t>
+      </w:r>
+    </w:p>
+    <w:p>
+      <w:r>
+        <w:rPr>
+          <w:b/>
+          <w:color w:val="4A4A49"/>
+          <w:sz w:val="22"/>
+        </w:rPr>
+        <w:t>Sustentar un proyecto de software no es exponer diapositivas: es... (2/2)</w:t>
+      </w:r>
+      <w:r>
+        <w:rPr>
+          <w:b w:val="0"/>
+          <w:color w:val="4A4A49"/>
+          <w:sz w:val="22"/>
+        </w:rPr>
+        <w:t xml:space="preserve"> — 3 vinetas.</w:t>
       </w:r>
     </w:p>
     <w:p>
@@ -267,6 +285,19 @@
       </w:r>
     </w:p>
     <w:p>
+      <w:pPr>
+        <w:pStyle w:val="ListBullet2"/>
+      </w:pPr>
+      <w:r>
+        <w:rPr>
+          <w:b w:val="0"/>
+          <w:color w:val="4A4A49"/>
+          <w:sz w:val="22"/>
+        </w:rPr>
+        <w:t>Un guion escrito, con minutos y evidencia por bloque (y el nombre del responsable si hay equipo), convierte una exposicion nerviosa en algo que se puede ensayar y medir; en VetCare ese guion tiene cinco bloques y suma siete minutos, con cuatro dedicados a la demo.</w:t>
+      </w:r>
+    </w:p>
+    <w:p>
       <w:r>
         <w:rPr>
           <w:b/>
@@ -281,7 +312,7 @@
           <w:color w:val="4A4A49"/>
           <w:sz w:val="22"/>
         </w:rPr>
-        <w:t xml:space="preserve"> — 4 vinetas.</w:t>
+        <w:t xml:space="preserve"> — 2 vinetas.</w:t>
       </w:r>
     </w:p>
     <w:p>
@@ -303,6 +334,19 @@
       </w:r>
     </w:p>
     <w:p>
+      <w:pPr>
+        <w:pStyle w:val="ListBullet2"/>
+      </w:pPr>
+      <w:r>
+        <w:rPr>
+          <w:b w:val="0"/>
+          <w:color w:val="4A4A49"/>
+          <w:sz w:val="22"/>
+        </w:rPr>
+        <w:t>La demo en vivo no falla por mala suerte, falla por falta de preparacion, y se blinda con un chequeo previo que llamaremos pre-vuelo.</w:t>
+      </w:r>
+    </w:p>
+    <w:p>
       <w:r>
         <w:rPr>
           <w:b/>
@@ -317,7 +361,7 @@
           <w:color w:val="4A4A49"/>
           <w:sz w:val="22"/>
         </w:rPr>
-        <w:t xml:space="preserve"> — 3 vinetas.</w:t>
+        <w:t xml:space="preserve"> — 2 vinetas.</w:t>
       </w:r>
     </w:p>
     <w:p>
@@ -327,7 +371,7 @@
           <w:color w:val="4A4A49"/>
           <w:sz w:val="22"/>
         </w:rPr>
-        <w:t>Las preguntas del jurado son casi siempre las mismas y se pueden...</w:t>
+        <w:t>Las preguntas del jurado son casi siempre las mismas y se pueden... (1/2)</w:t>
       </w:r>
       <w:r>
         <w:rPr>
@@ -335,7 +379,25 @@
           <w:color w:val="4A4A49"/>
           <w:sz w:val="22"/>
         </w:rPr>
-        <w:t xml:space="preserve"> — 6 vinetas.</w:t>
+        <w:t xml:space="preserve"> — 4 vinetas.</w:t>
+      </w:r>
+    </w:p>
+    <w:p>
+      <w:r>
+        <w:rPr>
+          <w:b/>
+          <w:color w:val="4A4A49"/>
+          <w:sz w:val="22"/>
+        </w:rPr>
+        <w:t>Las preguntas del jurado son casi siempre las mismas y se pueden... (2/2)</w:t>
+      </w:r>
+      <w:r>
+        <w:rPr>
+          <w:b w:val="0"/>
+          <w:color w:val="4A4A49"/>
+          <w:sz w:val="22"/>
+        </w:rPr>
+        <w:t xml:space="preserve"> — 2 vinetas.</w:t>
       </w:r>
     </w:p>
     <w:p>
@@ -353,7 +415,218 @@
           <w:color w:val="4A4A49"/>
           <w:sz w:val="22"/>
         </w:rPr>
-        <w:t xml:space="preserve"> — 6 vinetas.</w:t>
+        <w:t xml:space="preserve"> — 5 vinetas.</w:t>
+      </w:r>
+    </w:p>
+    <w:p>
+      <w:pPr>
+        <w:pStyle w:val="ListBullet2"/>
+      </w:pPr>
+      <w:r>
+        <w:rPr>
+          <w:b w:val="0"/>
+          <w:color w:val="4A4A49"/>
+          <w:sz w:val="22"/>
+        </w:rPr>
+        <w:t>Por eso hoy ensayamos con reloj y anotamos el tiempo real de cada bloque frente al planeado, y se repite hasta que el total caiga entre cinco y ocho minutos con margen.</w:t>
+      </w:r>
+    </w:p>
+    <w:p>
+      <w:r>
+        <w:rPr>
+          <w:b/>
+          <w:color w:val="4A4A49"/>
+          <w:sz w:val="22"/>
+        </w:rPr>
+        <w:t>class EnsayoSustentacionVetCare</w:t>
+      </w:r>
+      <w:r>
+        <w:rPr>
+          <w:b w:val="0"/>
+          <w:color w:val="4A4A49"/>
+          <w:sz w:val="22"/>
+        </w:rPr>
+        <w:t xml:space="preserve"> — 20 vinetas.</w:t>
+      </w:r>
+    </w:p>
+    <w:p>
+      <w:r>
+        <w:rPr>
+          <w:b/>
+          <w:color w:val="4A4A49"/>
+          <w:sz w:val="22"/>
+        </w:rPr>
+        <w:t>EnsayoSustentacionVetCare.java — responsableDe()</w:t>
+      </w:r>
+      <w:r>
+        <w:rPr>
+          <w:b w:val="0"/>
+          <w:color w:val="4A4A49"/>
+          <w:sz w:val="22"/>
+        </w:rPr>
+        <w:t xml:space="preserve"> — 7 vinetas.</w:t>
+      </w:r>
+    </w:p>
+    <w:p>
+      <w:r>
+        <w:rPr>
+          <w:b/>
+          <w:color w:val="4A4A49"/>
+          <w:sz w:val="22"/>
+        </w:rPr>
+        <w:t>EnsayoSustentacionVetCare.java — main() (1/2)</w:t>
+      </w:r>
+      <w:r>
+        <w:rPr>
+          <w:b w:val="0"/>
+          <w:color w:val="4A4A49"/>
+          <w:sz w:val="22"/>
+        </w:rPr>
+        <w:t xml:space="preserve"> — 20 vinetas.</w:t>
+      </w:r>
+    </w:p>
+    <w:p>
+      <w:r>
+        <w:rPr>
+          <w:b/>
+          <w:color w:val="4A4A49"/>
+          <w:sz w:val="22"/>
+        </w:rPr>
+        <w:t>EnsayoSustentacionVetCare.java — main() (2/2)</w:t>
+      </w:r>
+      <w:r>
+        <w:rPr>
+          <w:b w:val="0"/>
+          <w:color w:val="4A4A49"/>
+          <w:sz w:val="22"/>
+        </w:rPr>
+        <w:t xml:space="preserve"> — 18 vinetas.</w:t>
+      </w:r>
+    </w:p>
+    <w:p>
+      <w:r>
+        <w:rPr>
+          <w:b/>
+          <w:color w:val="4A4A49"/>
+          <w:sz w:val="22"/>
+        </w:rPr>
+        <w:t>EnsayoSustentacionVetCare.java — sembrarDatosDemo() (1/2)</w:t>
+      </w:r>
+      <w:r>
+        <w:rPr>
+          <w:b w:val="0"/>
+          <w:color w:val="4A4A49"/>
+          <w:sz w:val="22"/>
+        </w:rPr>
+        <w:t xml:space="preserve"> — 20 vinetas.</w:t>
+      </w:r>
+    </w:p>
+    <w:p>
+      <w:r>
+        <w:rPr>
+          <w:b/>
+          <w:color w:val="4A4A49"/>
+          <w:sz w:val="22"/>
+        </w:rPr>
+        <w:t>EnsayoSustentacionVetCare.java — sembrarDatosDemo() (2/2)</w:t>
+      </w:r>
+      <w:r>
+        <w:rPr>
+          <w:b w:val="0"/>
+          <w:color w:val="4A4A49"/>
+          <w:sz w:val="22"/>
+        </w:rPr>
+        <w:t xml:space="preserve"> — 4 vinetas.</w:t>
+      </w:r>
+    </w:p>
+    <w:p>
+      <w:r>
+        <w:rPr>
+          <w:b/>
+          <w:color w:val="4A4A49"/>
+          <w:sz w:val="22"/>
+        </w:rPr>
+        <w:t>EnsayoSustentacionVetCare.java — escribir()</w:t>
+      </w:r>
+      <w:r>
+        <w:rPr>
+          <w:b w:val="0"/>
+          <w:color w:val="4A4A49"/>
+          <w:sz w:val="22"/>
+        </w:rPr>
+        <w:t xml:space="preserve"> — 12 vinetas.</w:t>
+      </w:r>
+    </w:p>
+    <w:p>
+      <w:r>
+        <w:rPr>
+          <w:b/>
+          <w:color w:val="4A4A49"/>
+          <w:sz w:val="22"/>
+        </w:rPr>
+        <w:t>EnsayoSustentacionVetCare.java — chequeoPreVuelo()</w:t>
+      </w:r>
+      <w:r>
+        <w:rPr>
+          <w:b w:val="0"/>
+          <w:color w:val="4A4A49"/>
+          <w:sz w:val="22"/>
+        </w:rPr>
+        <w:t xml:space="preserve"> — 15 vinetas.</w:t>
+      </w:r>
+    </w:p>
+    <w:p>
+      <w:r>
+        <w:rPr>
+          <w:b/>
+          <w:color w:val="4A4A49"/>
+          <w:sz w:val="22"/>
+        </w:rPr>
+        <w:t>EnsayoSustentacionVetCare.java — contarFilas()</w:t>
+      </w:r>
+      <w:r>
+        <w:rPr>
+          <w:b w:val="0"/>
+          <w:color w:val="4A4A49"/>
+          <w:sz w:val="22"/>
+        </w:rPr>
+        <w:t xml:space="preserve"> — 14 vinetas.</w:t>
+      </w:r>
+    </w:p>
+    <w:p>
+      <w:r>
+        <w:rPr>
+          <w:b/>
+          <w:color w:val="4A4A49"/>
+          <w:sz w:val="22"/>
+        </w:rPr>
+        <w:t>EnsayoSustentacionVetCare.java — ensayo() (1/2)</w:t>
+      </w:r>
+      <w:r>
+        <w:rPr>
+          <w:b w:val="0"/>
+          <w:color w:val="4A4A49"/>
+          <w:sz w:val="22"/>
+        </w:rPr>
+        <w:t xml:space="preserve"> — 20 vinetas.</w:t>
+      </w:r>
+    </w:p>
+    <w:p>
+      <w:r>
+        <w:rPr>
+          <w:b/>
+          <w:color w:val="4A4A49"/>
+          <w:sz w:val="22"/>
+        </w:rPr>
+        <w:t>EnsayoSustentacionVetCare.java — ensayo() (2/2)</w:t>
+      </w:r>
+      <w:r>
+        <w:rPr>
+          <w:b w:val="0"/>
+          <w:color w:val="4A4A49"/>
+          <w:sz w:val="22"/>
+        </w:rPr>
+        <w:t xml:space="preserve"> — 10 vinetas.</w:t>
       </w:r>
     </w:p>
     <w:p>

--- a/Programacion II/Kit docente/Clase 14/Guion Docente Clase 14 - Preparacion de la presentacion final.docx
+++ b/Programacion II/Kit docente/Clase 14/Guion Docente Clase 14 - Preparacion de la presentacion final.docx
@@ -731,7 +731,7 @@
           <w:color w:val="4A4A49"/>
           <w:sz w:val="22"/>
         </w:rPr>
-        <w:t>Cubrir el fundamento de arriba apoyandose en la slide «Teoria Core» y en la de codigo</w:t>
+        <w:t>Cubrir el fundamento de arriba apoyandose en las laminas de concepto y en las de codigo</w:t>
       </w:r>
     </w:p>
     <w:p>
@@ -741,7 +741,7 @@
           <w:color w:val="4A4A49"/>
           <w:sz w:val="22"/>
         </w:rPr>
-        <w:t>proyectable. Cada 8-10 min, amarrar al producto: «esto es lo que van a dejar hoy en VetCare».</w:t>
+        <w:t>(lo que hay que subrayar esta tambien en las notas del presentador de cada lamina). Cada 8-10 min, amarrar al producto: «esto es lo que van a dejar hoy en VetCare».</w:t>
       </w:r>
     </w:p>
     <w:p>
@@ -826,7 +826,36 @@
           <w:color w:val="1A1C1D"/>
           <w:sz w:val="32"/>
         </w:rPr>
-        <w:t>60-105 · Taller guiado = avance del PI</w:t>
+        <w:t>60-105 · Taller guiado (opcional) = avance del PI</w:t>
+      </w:r>
+    </w:p>
+    <w:p>
+      <w:r>
+        <w:rPr>
+          <w:b w:val="0"/>
+          <w:color w:val="4A4A49"/>
+          <w:sz w:val="22"/>
+        </w:rPr>
+        <w:t>Opcional: no tiene lamina en el deck. La guia esta en</w:t>
+      </w:r>
+    </w:p>
+    <w:p>
+      <w:r>
+        <w:rPr>
+          <w:rFonts w:ascii="Consolas" w:hAnsi="Consolas"/>
+          <w:b w:val="0"/>
+          <w:color w:val="111111"/>
+          <w:sz w:val="21"/>
+        </w:rPr>
+        <w:t>Clases/Clase 14 - Preparacion de la presentacion final/Taller PI - Clase 14 - VetCare.docx</w:t>
+      </w:r>
+      <w:r>
+        <w:rPr>
+          <w:b w:val="0"/>
+          <w:color w:val="4A4A49"/>
+          <w:sz w:val="22"/>
+        </w:rPr>
+        <w:t>; si hoy no se hace, se extiende la demo y la practica libre.</w:t>
       </w:r>
     </w:p>
     <w:p>
@@ -962,7 +991,24 @@
           <w:color w:val="4A4A49"/>
           <w:sz w:val="22"/>
         </w:rPr>
-        <w:t>Repasar el checklist de la slide de criterios.</w:t>
+        <w:t xml:space="preserve">Si hubo taller, repasar los criterios de exito del </w:t>
+      </w:r>
+      <w:r>
+        <w:rPr>
+          <w:rFonts w:ascii="Consolas" w:hAnsi="Consolas"/>
+          <w:b w:val="0"/>
+          <w:color w:val="111111"/>
+          <w:sz w:val="21"/>
+        </w:rPr>
+        <w:t>Taller PI - Clase 14 - VetCare.docx</w:t>
+      </w:r>
+      <w:r>
+        <w:rPr>
+          <w:b w:val="0"/>
+          <w:color w:val="4A4A49"/>
+          <w:sz w:val="22"/>
+        </w:rPr>
+        <w:t xml:space="preserve"> (no estan en el deck).</w:t>
       </w:r>
     </w:p>
     <w:p>

--- a/Programacion II/Kit docente/Clase 14/Guion Docente Clase 14 - Preparacion de la presentacion final.docx
+++ b/Programacion II/Kit docente/Clase 14/Guion Docente Clase 14 - Preparacion de la presentacion final.docx
@@ -438,7 +438,7 @@
           <w:color w:val="4A4A49"/>
           <w:sz w:val="22"/>
         </w:rPr>
-        <w:t>class EnsayoSustentacionVetCare</w:t>
+        <w:t>class EnsayoSustentacionClinica</w:t>
       </w:r>
       <w:r>
         <w:rPr>
@@ -456,7 +456,7 @@
           <w:color w:val="4A4A49"/>
           <w:sz w:val="22"/>
         </w:rPr>
-        <w:t>EnsayoSustentacionVetCare.java — responsableDe()</w:t>
+        <w:t>EnsayoSustentacionClinica.java — responsableDe()</w:t>
       </w:r>
       <w:r>
         <w:rPr>
@@ -474,7 +474,7 @@
           <w:color w:val="4A4A49"/>
           <w:sz w:val="22"/>
         </w:rPr>
-        <w:t>EnsayoSustentacionVetCare.java — main() (1/2)</w:t>
+        <w:t>EnsayoSustentacionClinica.java — main() (1/2)</w:t>
       </w:r>
       <w:r>
         <w:rPr>
@@ -492,7 +492,7 @@
           <w:color w:val="4A4A49"/>
           <w:sz w:val="22"/>
         </w:rPr>
-        <w:t>EnsayoSustentacionVetCare.java — main() (2/2)</w:t>
+        <w:t>EnsayoSustentacionClinica.java — main() (2/2)</w:t>
       </w:r>
       <w:r>
         <w:rPr>
@@ -510,7 +510,7 @@
           <w:color w:val="4A4A49"/>
           <w:sz w:val="22"/>
         </w:rPr>
-        <w:t>EnsayoSustentacionVetCare.java — sembrarDatosDemo() (1/2)</w:t>
+        <w:t>EnsayoSustentacionClinica.java — sembrarDatosDemo() (1/2)</w:t>
       </w:r>
       <w:r>
         <w:rPr>
@@ -528,7 +528,7 @@
           <w:color w:val="4A4A49"/>
           <w:sz w:val="22"/>
         </w:rPr>
-        <w:t>EnsayoSustentacionVetCare.java — sembrarDatosDemo() (2/2)</w:t>
+        <w:t>EnsayoSustentacionClinica.java — sembrarDatosDemo() (2/2)</w:t>
       </w:r>
       <w:r>
         <w:rPr>
@@ -546,7 +546,7 @@
           <w:color w:val="4A4A49"/>
           <w:sz w:val="22"/>
         </w:rPr>
-        <w:t>EnsayoSustentacionVetCare.java — escribir()</w:t>
+        <w:t>EnsayoSustentacionClinica.java — escribir()</w:t>
       </w:r>
       <w:r>
         <w:rPr>
@@ -564,7 +564,7 @@
           <w:color w:val="4A4A49"/>
           <w:sz w:val="22"/>
         </w:rPr>
-        <w:t>EnsayoSustentacionVetCare.java — chequeoPreVuelo()</w:t>
+        <w:t>EnsayoSustentacionClinica.java — chequeoPreVuelo()</w:t>
       </w:r>
       <w:r>
         <w:rPr>
@@ -582,7 +582,7 @@
           <w:color w:val="4A4A49"/>
           <w:sz w:val="22"/>
         </w:rPr>
-        <w:t>EnsayoSustentacionVetCare.java — contarFilas()</w:t>
+        <w:t>EnsayoSustentacionClinica.java — contarFilas()</w:t>
       </w:r>
       <w:r>
         <w:rPr>
@@ -600,7 +600,7 @@
           <w:color w:val="4A4A49"/>
           <w:sz w:val="22"/>
         </w:rPr>
-        <w:t>EnsayoSustentacionVetCare.java — ensayo() (1/2)</w:t>
+        <w:t>EnsayoSustentacionClinica.java — ensayo() (1/2)</w:t>
       </w:r>
       <w:r>
         <w:rPr>
@@ -618,7 +618,7 @@
           <w:color w:val="4A4A49"/>
           <w:sz w:val="22"/>
         </w:rPr>
-        <w:t>EnsayoSustentacionVetCare.java — ensayo() (2/2)</w:t>
+        <w:t>EnsayoSustentacionClinica.java — ensayo() (2/2)</w:t>
       </w:r>
       <w:r>
         <w:rPr>
@@ -813,7 +813,7 @@
           <w:color w:val="111111"/>
           <w:sz w:val="21"/>
         </w:rPr>
-        <w:t>Kit docente/Clase 14/Codigo/EnsayoSustentacionVetCare.java</w:t>
+        <w:t>Kit docente/Clase 14/Codigo/EnsayoSustentacionClinica.java</w:t>
       </w:r>
     </w:p>
     <w:p>

--- a/Programacion II/Kit docente/Clase 14/Guion Docente Clase 14 - Preparacion de la presentacion final.docx
+++ b/Programacion II/Kit docente/Clase 14/Guion Docente Clase 14 - Preparacion de la presentacion final.docx
@@ -211,23 +211,7 @@
           <w:color w:val="4A4A49"/>
           <w:sz w:val="22"/>
         </w:rPr>
-        <w:t xml:space="preserve">Todo lo que hay que decir </w:t>
-      </w:r>
-      <w:r>
-        <w:rPr>
-          <w:b/>
-          <w:color w:val="4A4A49"/>
-          <w:sz w:val="22"/>
-        </w:rPr>
-        <w:t>esta proyectado</w:t>
-      </w:r>
-      <w:r>
-        <w:rPr>
-          <w:b w:val="0"/>
-          <w:color w:val="4A4A49"/>
-          <w:sz w:val="22"/>
-        </w:rPr>
-        <w:t>. Esta seccion dice que subrayar en cada lamina, no repite su contenido.</w:t>
+        <w:t>Las ideas de cada concepto estan proyectadas y el desarrollo completo esta en las notas del presentador de su lamina. Aqui va, por lamina y en su orden, lo que hay que subrayar.</w:t>
       </w:r>
     </w:p>
     <w:p>
@@ -237,7 +221,7 @@
           <w:color w:val="4A4A49"/>
           <w:sz w:val="22"/>
         </w:rPr>
-        <w:t>Sustentar un proyecto de software no es exponer diapositivas: es... (1/2)</w:t>
+        <w:t>[Slide 4] Sustentar es demostrar</w:t>
       </w:r>
       <w:r>
         <w:rPr>
@@ -245,7 +229,7 @@
           <w:color w:val="4A4A49"/>
           <w:sz w:val="22"/>
         </w:rPr>
-        <w:t xml:space="preserve"> — 3 vinetas.</w:t>
+        <w:t xml:space="preserve"> — 3 ideas proyectadas; el desarrollo, en las notas del presentador.</w:t>
       </w:r>
     </w:p>
     <w:p>
@@ -255,7 +239,7 @@
           <w:color w:val="4A4A49"/>
           <w:sz w:val="22"/>
         </w:rPr>
-        <w:t>Sustentar un proyecto de software no es exponer diapositivas: es... (2/2)</w:t>
+        <w:t>[Slide 5] La sustentación es una coreografía</w:t>
       </w:r>
       <w:r>
         <w:rPr>
@@ -263,25 +247,7 @@
           <w:color w:val="4A4A49"/>
           <w:sz w:val="22"/>
         </w:rPr>
-        <w:t xml:space="preserve"> — 3 vinetas.</w:t>
-      </w:r>
-    </w:p>
-    <w:p>
-      <w:r>
-        <w:rPr>
-          <w:b/>
-          <w:color w:val="4A4A49"/>
-          <w:sz w:val="22"/>
-        </w:rPr>
-        <w:t>La sustentacion es una coreografia y hay que repartirla como se reparte... (1/2)</w:t>
-      </w:r>
-      <w:r>
-        <w:rPr>
-          <w:b w:val="0"/>
-          <w:color w:val="4A4A49"/>
-          <w:sz w:val="22"/>
-        </w:rPr>
-        <w:t xml:space="preserve"> — 4 vinetas.</w:t>
+        <w:t xml:space="preserve"> — 4 ideas proyectadas; el desarrollo, en las notas del presentador.</w:t>
       </w:r>
     </w:p>
     <w:p>
@@ -294,43 +260,7 @@
           <w:color w:val="4A4A49"/>
           <w:sz w:val="22"/>
         </w:rPr>
-        <w:t>Un guion escrito, con minutos y evidencia por bloque (y el nombre del responsable si hay equipo), convierte una exposicion nerviosa en algo que se puede ensayar y medir; en VetCare ese guion tiene cinco bloques y suma siete minutos, con cuatro dedicados a la demo.</w:t>
-      </w:r>
-    </w:p>
-    <w:p>
-      <w:r>
-        <w:rPr>
-          <w:b/>
-          <w:color w:val="4A4A49"/>
-          <w:sz w:val="22"/>
-        </w:rPr>
-        <w:t>La sustentacion es una coreografia y hay que repartirla como se reparte... (2/2)</w:t>
-      </w:r>
-      <w:r>
-        <w:rPr>
-          <w:b w:val="0"/>
-          <w:color w:val="4A4A49"/>
-          <w:sz w:val="22"/>
-        </w:rPr>
-        <w:t xml:space="preserve"> — 2 vinetas.</w:t>
-      </w:r>
-    </w:p>
-    <w:p>
-      <w:r>
-        <w:rPr>
-          <w:b/>
-          <w:color w:val="4A4A49"/>
-          <w:sz w:val="22"/>
-        </w:rPr>
-        <w:t>La demo en vivo no falla por mala suerte, falla por falta de... (1/2)</w:t>
-      </w:r>
-      <w:r>
-        <w:rPr>
-          <w:b w:val="0"/>
-          <w:color w:val="4A4A49"/>
-          <w:sz w:val="22"/>
-        </w:rPr>
-        <w:t xml:space="preserve"> — 4 vinetas.</w:t>
+        <w:t>Subrayar: Las transiciones entre bloques se dicen en voz alta, con una formula corta del tipo 'para mostrar como quedan guardados esos datos, abro de nuevo la aplicacion', porque los silencios incomodos al cambiar de tema son lo que mas se nota.</w:t>
       </w:r>
     </w:p>
     <w:p>
@@ -343,7 +273,7 @@
           <w:color w:val="4A4A49"/>
           <w:sz w:val="22"/>
         </w:rPr>
-        <w:t>La demo en vivo no falla por mala suerte, falla por falta de preparacion, y se blinda con un chequeo previo que llamaremos pre-vuelo.</w:t>
+        <w:t>Subrayar: Un guion escrito, con minutos y evidencia por bloque (y el nombre del responsable si hay equipo), convierte una exposicion nerviosa en algo que se puede ensayar y medir; en VetCare ese guion tiene cinco bloques y suma siete minutos, con cuatro dedicados a la demo.</w:t>
       </w:r>
     </w:p>
     <w:p>
@@ -353,7 +283,7 @@
           <w:color w:val="4A4A49"/>
           <w:sz w:val="22"/>
         </w:rPr>
-        <w:t>La demo en vivo no falla por mala suerte, falla por falta de... (2/2)</w:t>
+        <w:t>[Slide 6] El guion de la sustentación en código</w:t>
       </w:r>
       <w:r>
         <w:rPr>
@@ -361,7 +291,7 @@
           <w:color w:val="4A4A49"/>
           <w:sz w:val="22"/>
         </w:rPr>
-        <w:t xml:space="preserve"> — 2 vinetas.</w:t>
+        <w:t xml:space="preserve"> — codigo (9 lineas). Leerlo de arriba abajo y ejecutarlo en la demo.</w:t>
       </w:r>
     </w:p>
     <w:p>
@@ -371,7 +301,7 @@
           <w:color w:val="4A4A49"/>
           <w:sz w:val="22"/>
         </w:rPr>
-        <w:t>Las preguntas del jurado son casi siempre las mismas y se pueden... (1/2)</w:t>
+        <w:t>[Slide 7] La demo blindada: el pre-vuelo</w:t>
       </w:r>
       <w:r>
         <w:rPr>
@@ -379,43 +309,7 @@
           <w:color w:val="4A4A49"/>
           <w:sz w:val="22"/>
         </w:rPr>
-        <w:t xml:space="preserve"> — 4 vinetas.</w:t>
-      </w:r>
-    </w:p>
-    <w:p>
-      <w:r>
-        <w:rPr>
-          <w:b/>
-          <w:color w:val="4A4A49"/>
-          <w:sz w:val="22"/>
-        </w:rPr>
-        <w:t>Las preguntas del jurado son casi siempre las mismas y se pueden... (2/2)</w:t>
-      </w:r>
-      <w:r>
-        <w:rPr>
-          <w:b w:val="0"/>
-          <w:color w:val="4A4A49"/>
-          <w:sz w:val="22"/>
-        </w:rPr>
-        <w:t xml:space="preserve"> — 2 vinetas.</w:t>
-      </w:r>
-    </w:p>
-    <w:p>
-      <w:r>
-        <w:rPr>
-          <w:b/>
-          <w:color w:val="4A4A49"/>
-          <w:sz w:val="22"/>
-        </w:rPr>
-        <w:t>El manejo del tiempo y del nervio se entrena, no se improvisa</w:t>
-      </w:r>
-      <w:r>
-        <w:rPr>
-          <w:b w:val="0"/>
-          <w:color w:val="4A4A49"/>
-          <w:sz w:val="22"/>
-        </w:rPr>
-        <w:t xml:space="preserve"> — 5 vinetas.</w:t>
+        <w:t xml:space="preserve"> — 4 ideas proyectadas; el desarrollo, en las notas del presentador.</w:t>
       </w:r>
     </w:p>
     <w:p>
@@ -428,7 +322,7 @@
           <w:color w:val="4A4A49"/>
           <w:sz w:val="22"/>
         </w:rPr>
-        <w:t>Por eso hoy ensayamos con reloj y anotamos el tiempo real de cada bloque frente al planeado, y se repite hasta que el total caiga entre cinco y ocho minutos con margen.</w:t>
+        <w:t>Subrayar: La demo en vivo no falla por mala suerte, falla por falta de preparacion, y se blinda con un chequeo previo que llamaremos pre-vuelo.</w:t>
       </w:r>
     </w:p>
     <w:p>
@@ -438,7 +332,7 @@
           <w:color w:val="4A4A49"/>
           <w:sz w:val="22"/>
         </w:rPr>
-        <w:t>class EnsayoSustentacionClinica</w:t>
+        <w:t>[Slide 8] sembrarDatosDemo(): datos creíbles</w:t>
       </w:r>
       <w:r>
         <w:rPr>
@@ -446,7 +340,7 @@
           <w:color w:val="4A4A49"/>
           <w:sz w:val="22"/>
         </w:rPr>
-        <w:t xml:space="preserve"> — 20 vinetas.</w:t>
+        <w:t xml:space="preserve"> — codigo (16 lineas). Leerlo de arriba abajo y ejecutarlo en la demo.</w:t>
       </w:r>
     </w:p>
     <w:p>
@@ -456,7 +350,7 @@
           <w:color w:val="4A4A49"/>
           <w:sz w:val="22"/>
         </w:rPr>
-        <w:t>EnsayoSustentacionClinica.java — responsableDe()</w:t>
+        <w:t>[Slide 9] chequeoPreVuelo(): verde o no se presenta</w:t>
       </w:r>
       <w:r>
         <w:rPr>
@@ -464,7 +358,7 @@
           <w:color w:val="4A4A49"/>
           <w:sz w:val="22"/>
         </w:rPr>
-        <w:t xml:space="preserve"> — 7 vinetas.</w:t>
+        <w:t xml:space="preserve"> — codigo (15 lineas). Leerlo de arriba abajo y ejecutarlo en la demo.</w:t>
       </w:r>
     </w:p>
     <w:p>
@@ -474,7 +368,7 @@
           <w:color w:val="4A4A49"/>
           <w:sz w:val="22"/>
         </w:rPr>
-        <w:t>EnsayoSustentacionClinica.java — main() (1/2)</w:t>
+        <w:t>[Slide 10] Las preguntas del jurado</w:t>
       </w:r>
       <w:r>
         <w:rPr>
@@ -482,7 +376,7 @@
           <w:color w:val="4A4A49"/>
           <w:sz w:val="22"/>
         </w:rPr>
-        <w:t xml:space="preserve"> — 20 vinetas.</w:t>
+        <w:t xml:space="preserve"> — 4 ideas proyectadas; el desarrollo, en las notas del presentador.</w:t>
       </w:r>
     </w:p>
     <w:p>
@@ -492,7 +386,7 @@
           <w:color w:val="4A4A49"/>
           <w:sz w:val="22"/>
         </w:rPr>
-        <w:t>EnsayoSustentacionClinica.java — main() (2/2)</w:t>
+        <w:t>[Slide 11] Tiempo y nervios: el ensayo cronometrado</w:t>
       </w:r>
       <w:r>
         <w:rPr>
@@ -500,7 +394,20 @@
           <w:color w:val="4A4A49"/>
           <w:sz w:val="22"/>
         </w:rPr>
-        <w:t xml:space="preserve"> — 18 vinetas.</w:t>
+        <w:t xml:space="preserve"> — 4 ideas proyectadas; el desarrollo, en las notas del presentador.</w:t>
+      </w:r>
+    </w:p>
+    <w:p>
+      <w:pPr>
+        <w:pStyle w:val="ListBullet2"/>
+      </w:pPr>
+      <w:r>
+        <w:rPr>
+          <w:b w:val="0"/>
+          <w:color w:val="4A4A49"/>
+          <w:sz w:val="22"/>
+        </w:rPr>
+        <w:t>Subrayar: Por eso hoy ensayamos con reloj y anotamos el tiempo real de cada bloque frente al planeado, y se repite hasta que el total caiga entre cinco y ocho minutos con margen.</w:t>
       </w:r>
     </w:p>
     <w:p>
@@ -510,7 +417,7 @@
           <w:color w:val="4A4A49"/>
           <w:sz w:val="22"/>
         </w:rPr>
-        <w:t>EnsayoSustentacionClinica.java — sembrarDatosDemo() (1/2)</w:t>
+        <w:t>[Slide 12] ensayo(): planeado contra real</w:t>
       </w:r>
       <w:r>
         <w:rPr>
@@ -518,115 +425,43 @@
           <w:color w:val="4A4A49"/>
           <w:sz w:val="22"/>
         </w:rPr>
-        <w:t xml:space="preserve"> — 20 vinetas.</w:t>
+        <w:t xml:space="preserve"> — codigo (11 lineas). Leerlo de arriba abajo y ejecutarlo en la demo.</w:t>
       </w:r>
     </w:p>
     <w:p>
+      <w:pPr>
+        <w:spacing w:before="200" w:after="60"/>
+      </w:pPr>
       <w:r>
         <w:rPr>
           <w:b/>
-          <w:color w:val="4A4A49"/>
-          <w:sz w:val="22"/>
+          <w:color w:val="1A1C1D"/>
+          <w:sz w:val="32"/>
         </w:rPr>
-        <w:t>EnsayoSustentacionClinica.java — sembrarDatosDemo() (2/2)</w:t>
+        <w:t>Errores tipicos del docente que no domina el tema</w:t>
       </w:r>
+    </w:p>
+    <w:p>
       <w:r>
         <w:rPr>
           <w:b w:val="0"/>
           <w:color w:val="4A4A49"/>
           <w:sz w:val="22"/>
         </w:rPr>
-        <w:t xml:space="preserve"> — 4 vinetas.</w:t>
+        <w:t>Material de preparacion: no se proyecta.</w:t>
       </w:r>
     </w:p>
     <w:p>
-      <w:r>
-        <w:rPr>
-          <w:b/>
-          <w:color w:val="4A4A49"/>
-          <w:sz w:val="22"/>
-        </w:rPr>
-        <w:t>EnsayoSustentacionClinica.java — escribir()</w:t>
-      </w:r>
+      <w:pPr>
+        <w:pStyle w:val="ListBullet"/>
+      </w:pPr>
       <w:r>
         <w:rPr>
           <w:b w:val="0"/>
           <w:color w:val="4A4A49"/>
           <w:sz w:val="22"/>
         </w:rPr>
-        <w:t xml:space="preserve"> — 12 vinetas.</w:t>
-      </w:r>
-    </w:p>
-    <w:p>
-      <w:r>
-        <w:rPr>
-          <w:b/>
-          <w:color w:val="4A4A49"/>
-          <w:sz w:val="22"/>
-        </w:rPr>
-        <w:t>EnsayoSustentacionClinica.java — chequeoPreVuelo()</w:t>
-      </w:r>
-      <w:r>
-        <w:rPr>
-          <w:b w:val="0"/>
-          <w:color w:val="4A4A49"/>
-          <w:sz w:val="22"/>
-        </w:rPr>
-        <w:t xml:space="preserve"> — 15 vinetas.</w:t>
-      </w:r>
-    </w:p>
-    <w:p>
-      <w:r>
-        <w:rPr>
-          <w:b/>
-          <w:color w:val="4A4A49"/>
-          <w:sz w:val="22"/>
-        </w:rPr>
-        <w:t>EnsayoSustentacionClinica.java — contarFilas()</w:t>
-      </w:r>
-      <w:r>
-        <w:rPr>
-          <w:b w:val="0"/>
-          <w:color w:val="4A4A49"/>
-          <w:sz w:val="22"/>
-        </w:rPr>
-        <w:t xml:space="preserve"> — 14 vinetas.</w:t>
-      </w:r>
-    </w:p>
-    <w:p>
-      <w:r>
-        <w:rPr>
-          <w:b/>
-          <w:color w:val="4A4A49"/>
-          <w:sz w:val="22"/>
-        </w:rPr>
-        <w:t>EnsayoSustentacionClinica.java — ensayo() (1/2)</w:t>
-      </w:r>
-      <w:r>
-        <w:rPr>
-          <w:b w:val="0"/>
-          <w:color w:val="4A4A49"/>
-          <w:sz w:val="22"/>
-        </w:rPr>
-        <w:t xml:space="preserve"> — 20 vinetas.</w:t>
-      </w:r>
-    </w:p>
-    <w:p>
-      <w:r>
-        <w:rPr>
-          <w:b/>
-          <w:color w:val="4A4A49"/>
-          <w:sz w:val="22"/>
-        </w:rPr>
-        <w:t>EnsayoSustentacionClinica.java — ensayo() (2/2)</w:t>
-      </w:r>
-      <w:r>
-        <w:rPr>
-          <w:b w:val="0"/>
-          <w:color w:val="4A4A49"/>
-          <w:sz w:val="22"/>
-        </w:rPr>
-        <w:t xml:space="preserve"> — 10 vinetas.</w:t>
+        <w:t>Error tipico del docente que no domina el tema: dejar la sustentacion para el ultimo dia, decir 'preparen una exposicion' y confiar en que el guion se arma solo. Eso produce demos improvisadas con la aplicacion vacia y proyectos que se ponen a compilar en vivo mientras el jurado espera. Otras variantes: no cronometrar nunca, permitir que el estudiante muestre codigo linea por linea en lugar de la aplicacion corriendo, y no exigir plan B, para despues perder media hora del examen porque el computador de alguien no encendio. Cuando el docente autoriza equipos aparece un problema extra: si nadie exige reparto escrito, tres personas se quedan mudas y la nota la sostiene un solo orador. La clase de hoy no tiene tema tecnico nuevo, pero tiene un producto verificable, y ese es el punto: si al final del bloque cada estudiante no tiene guion escrito, datos sembrados y dos ensayos cronometrados, la clase no se cumplio.</w:t>
       </w:r>
     </w:p>
     <w:p>

--- a/Programacion II/Kit docente/Clase 14/Guion Docente Clase 14 - Preparacion de la presentacion final.docx
+++ b/Programacion II/Kit docente/Clase 14/Guion Docente Clase 14 - Preparacion de la presentacion final.docx
@@ -291,7 +291,7 @@
           <w:color w:val="4A4A49"/>
           <w:sz w:val="22"/>
         </w:rPr>
-        <w:t xml:space="preserve"> — codigo (9 lineas). Leerlo de arriba abajo y ejecutarlo en la demo.</w:t>
+        <w:t xml:space="preserve"> — programa completo (22 lineas): se copia en Main.java y corre solo. Leerlo de arriba abajo y ejecutarlo; la salida esperada esta en las notas del presentador.</w:t>
       </w:r>
     </w:p>
     <w:p>
@@ -340,7 +340,7 @@
           <w:color w:val="4A4A49"/>
           <w:sz w:val="22"/>
         </w:rPr>
-        <w:t xml:space="preserve"> — codigo (16 lineas). Leerlo de arriba abajo y ejecutarlo en la demo.</w:t>
+        <w:t xml:space="preserve"> — programa completo (42 lineas): se copia en Main.java y corre solo. Leerlo de arriba abajo y ejecutarlo; la salida esperada esta en las notas del presentador.</w:t>
       </w:r>
     </w:p>
     <w:p>
@@ -358,7 +358,7 @@
           <w:color w:val="4A4A49"/>
           <w:sz w:val="22"/>
         </w:rPr>
-        <w:t xml:space="preserve"> — codigo (15 lineas). Leerlo de arriba abajo y ejecutarlo en la demo.</w:t>
+        <w:t xml:space="preserve"> — programa completo (50 lineas): se copia en Main.java y corre solo. Leerlo de arriba abajo y ejecutarlo; la salida esperada esta en las notas del presentador.</w:t>
       </w:r>
     </w:p>
     <w:p>
@@ -425,7 +425,7 @@
           <w:color w:val="4A4A49"/>
           <w:sz w:val="22"/>
         </w:rPr>
-        <w:t xml:space="preserve"> — codigo (11 lineas). Leerlo de arriba abajo y ejecutarlo en la demo.</w:t>
+        <w:t xml:space="preserve"> — programa completo (29 lineas): se copia en Main.java y corre solo. Leerlo de arriba abajo y ejecutarlo; la salida esperada esta en las notas del presentador.</w:t>
       </w:r>
     </w:p>
     <w:p>
